--- a/安裝與啟動指南.docx
+++ b/安裝與啟動指南.docx
@@ -690,77 +690,28 @@
           <w:rFonts w:ascii="Microsoft JhengHei" w:hAnsi="Microsoft JhengHei" w:eastAsia="Microsoft JhengHei"/>
           <w:b/>
         </w:rPr>
-        <w:t>看到錯誤訊息、或版本低於 3.9</w:t>
-      </w:r>
-      <w:r>
-        <w:rPr>
-          <w:rFonts w:ascii="Microsoft JhengHei" w:hAnsi="Microsoft JhengHei" w:eastAsia="Microsoft JhengHei"/>
-          <w:b w:val="0"/>
-        </w:rPr>
-        <w:t xml:space="preserve"> → 繼續往下做。</w:t>
-      </w:r>
-    </w:p>
-    <w:p>
-      <w:pPr>
-        <w:pStyle w:val="Heading2"/>
-      </w:pPr>
-      <w:r>
-        <w:rPr>
-          <w:rFonts w:ascii="Microsoft JhengHei" w:hAnsi="Microsoft JhengHei" w:eastAsia="Microsoft JhengHei"/>
-          <w:b w:val="0"/>
-        </w:rPr>
-        <w:t>1-2 下載安裝檔</w:t>
-      </w:r>
-    </w:p>
-    <w:p>
-      <w:r>
-        <w:rPr>
-          <w:rFonts w:ascii="Microsoft JhengHei" w:hAnsi="Microsoft JhengHei" w:eastAsia="Microsoft JhengHei"/>
-          <w:b w:val="0"/>
-        </w:rPr>
-        <w:t>打開瀏覽器，前往 Python 官方網站：</w:t>
-      </w:r>
-    </w:p>
-    <w:p>
+        <w:t>看到下面這段訊息</w:t>
+      </w:r>
+      <w:r>
+        <w:rPr>
+          <w:rFonts w:ascii="Microsoft JhengHei" w:hAnsi="Microsoft JhengHei" w:eastAsia="Microsoft JhengHei"/>
+          <w:b w:val="0"/>
+        </w:rPr>
+        <w:t xml:space="preserve"> → 代表</w:t>
+      </w:r>
       <w:r>
         <w:rPr>
           <w:rFonts w:ascii="Microsoft JhengHei" w:hAnsi="Microsoft JhengHei" w:eastAsia="Microsoft JhengHei"/>
           <w:b/>
         </w:rPr>
-        <w:t>https://www.python.org/downloads/</w:t>
-      </w:r>
-    </w:p>
-    <w:p>
-      <w:r>
-        <w:rPr>
-          <w:rFonts w:ascii="Microsoft JhengHei" w:hAnsi="Microsoft JhengHei" w:eastAsia="Microsoft JhengHei"/>
-          <w:b w:val="0"/>
-        </w:rPr>
-        <w:t xml:space="preserve">網頁中間有一個大大的黃色按鈕，寫著 </w:t>
-      </w:r>
-      <w:r>
-        <w:rPr>
-          <w:rFonts w:ascii="Microsoft JhengHei" w:hAnsi="Microsoft JhengHei" w:eastAsia="Microsoft JhengHei"/>
-          <w:color w:val="444444"/>
-          <w:sz w:val="20"/>
-        </w:rPr>
-        <w:t>Download Python 3.x.x</w:t>
-      </w:r>
-      <w:r>
-        <w:rPr>
-          <w:rFonts w:ascii="Microsoft JhengHei" w:hAnsi="Microsoft JhengHei" w:eastAsia="Microsoft JhengHei"/>
-          <w:b w:val="0"/>
-        </w:rPr>
-        <w:t xml:space="preserve"> （版本號會隨時間變動，抓最新的就好）。</w:t>
-      </w:r>
-    </w:p>
-    <w:p>
-      <w:r>
-        <w:rPr>
-          <w:rFonts w:ascii="Microsoft JhengHei" w:hAnsi="Microsoft JhengHei" w:eastAsia="Microsoft JhengHei"/>
-          <w:b w:val="0"/>
-        </w:rPr>
-        <w:t>點下去，會下載一個約 30 MB 的檔案，檔名長這樣：</w:t>
+        <w:t>還沒裝</w:t>
+      </w:r>
+      <w:r>
+        <w:rPr>
+          <w:rFonts w:ascii="Microsoft JhengHei" w:hAnsi="Microsoft JhengHei" w:eastAsia="Microsoft JhengHei"/>
+          <w:b w:val="0"/>
+        </w:rPr>
+        <w:t>，繼續往下做：</w:t>
       </w:r>
     </w:p>
     <w:p>
@@ -775,224 +726,43 @@
           <w:color w:val="444444"/>
           <w:sz w:val="21"/>
         </w:rPr>
-        <w:t>python-3.x.x-amd64.exe</w:t>
+        <w:t>Python was not found; run without arguments to install from the Microsoft Store,</w:t>
       </w:r>
     </w:p>
     <w:p>
       <w:pPr>
         <w:spacing w:after="0"/>
-      </w:pPr>
-    </w:p>
-    <w:p>
-      <w:pPr>
-        <w:pStyle w:val="Heading2"/>
-      </w:pPr>
-      <w:r>
-        <w:rPr>
-          <w:rFonts w:ascii="Microsoft JhengHei" w:hAnsi="Microsoft JhengHei" w:eastAsia="Microsoft JhengHei"/>
-          <w:b w:val="0"/>
-        </w:rPr>
-        <w:t>1-3 執行安裝</w:t>
-      </w:r>
-    </w:p>
-    <w:p>
-      <w:r>
-        <w:rPr>
-          <w:rFonts w:ascii="Microsoft JhengHei" w:hAnsi="Microsoft JhengHei" w:eastAsia="Microsoft JhengHei"/>
-          <w:b w:val="0"/>
-        </w:rPr>
-        <w:t xml:space="preserve">打開剛才下載的 </w:t>
-      </w:r>
-      <w:r>
-        <w:rPr>
-          <w:rFonts w:ascii="Microsoft JhengHei" w:hAnsi="Microsoft JhengHei" w:eastAsia="Microsoft JhengHei"/>
+        <w:ind w:left="360"/>
+      </w:pPr>
+      <w:r>
+        <w:rPr>
+          <w:rFonts w:ascii="Consolas" w:hAnsi="Consolas"/>
+          <w:b w:val="0"/>
           <w:color w:val="444444"/>
-          <w:sz w:val="20"/>
-        </w:rPr>
-        <w:t>.exe</w:t>
-      </w:r>
-      <w:r>
-        <w:rPr>
-          <w:rFonts w:ascii="Microsoft JhengHei" w:hAnsi="Microsoft JhengHei" w:eastAsia="Microsoft JhengHei"/>
-          <w:b w:val="0"/>
-        </w:rPr>
-        <w:t xml:space="preserve"> 檔，會跳出安裝視窗。</w:t>
-      </w:r>
-      <w:r>
-        <w:rPr>
-          <w:rFonts w:ascii="Microsoft JhengHei" w:hAnsi="Microsoft JhengHei" w:eastAsia="Microsoft JhengHei"/>
-          <w:b/>
-        </w:rPr>
-        <w:t>請照這個順序做：</w:t>
-      </w:r>
-    </w:p>
-    <w:p>
-      <w:pPr>
-        <w:pStyle w:val="ListNumber"/>
-      </w:pPr>
-      <w:r>
-        <w:rPr>
-          <w:rFonts w:ascii="Microsoft JhengHei" w:hAnsi="Microsoft JhengHei" w:eastAsia="Microsoft JhengHei"/>
-          <w:b w:val="0"/>
-        </w:rPr>
-        <w:t>先看</w:t>
-      </w:r>
-      <w:r>
-        <w:rPr>
-          <w:rFonts w:ascii="Microsoft JhengHei" w:hAnsi="Microsoft JhengHei" w:eastAsia="Microsoft JhengHei"/>
-          <w:b/>
-        </w:rPr>
-        <w:t>視窗最下方</w:t>
-      </w:r>
-      <w:r>
-        <w:rPr>
-          <w:rFonts w:ascii="Microsoft JhengHei" w:hAnsi="Microsoft JhengHei" w:eastAsia="Microsoft JhengHei"/>
-          <w:b w:val="0"/>
-        </w:rPr>
-        <w:t>，有兩個小勾選框</w:t>
-      </w:r>
-    </w:p>
-    <w:p>
-      <w:pPr>
-        <w:pStyle w:val="ListNumber"/>
-      </w:pPr>
-      <w:r>
-        <w:rPr>
-          <w:rFonts w:ascii="Microsoft JhengHei" w:hAnsi="Microsoft JhengHei" w:eastAsia="Microsoft JhengHei"/>
-          <w:b/>
-        </w:rPr>
-        <w:t>勾選 `Add python.exe to PATH`</w:t>
-      </w:r>
-      <w:r>
-        <w:rPr>
-          <w:rFonts w:ascii="Microsoft JhengHei" w:hAnsi="Microsoft JhengHei" w:eastAsia="Microsoft JhengHei"/>
-          <w:b w:val="0"/>
-        </w:rPr>
-        <w:t xml:space="preserve"> —— 舊版本寫的是 </w:t>
-      </w:r>
-      <w:r>
-        <w:rPr>
-          <w:rFonts w:ascii="Microsoft JhengHei" w:hAnsi="Microsoft JhengHei" w:eastAsia="Microsoft JhengHei"/>
+          <w:sz w:val="21"/>
+        </w:rPr>
+        <w:t>or disable this shortcut from Settings &gt; Apps &gt; Advanced app settings &gt;</w:t>
+      </w:r>
+    </w:p>
+    <w:p>
+      <w:pPr>
+        <w:spacing w:after="0"/>
+        <w:ind w:left="360"/>
+      </w:pPr>
+      <w:r>
+        <w:rPr>
+          <w:rFonts w:ascii="Consolas" w:hAnsi="Consolas"/>
+          <w:b w:val="0"/>
           <w:color w:val="444444"/>
-          <w:sz w:val="20"/>
-        </w:rPr>
-        <w:t>Add Python 3.x to PATH</w:t>
-      </w:r>
-      <w:r>
-        <w:rPr>
-          <w:rFonts w:ascii="Microsoft JhengHei" w:hAnsi="Microsoft JhengHei" w:eastAsia="Microsoft JhengHei"/>
-          <w:b w:val="0"/>
-        </w:rPr>
-        <w:t>，是同一個東西</w:t>
-      </w:r>
-    </w:p>
-    <w:p>
-      <w:pPr>
-        <w:pStyle w:val="ListNumber"/>
-      </w:pPr>
-      <w:r>
-        <w:rPr>
-          <w:rFonts w:ascii="Microsoft JhengHei" w:hAnsi="Microsoft JhengHei" w:eastAsia="Microsoft JhengHei"/>
-          <w:b w:val="0"/>
-        </w:rPr>
-        <w:t xml:space="preserve">確認勾好之後，才點中間的 </w:t>
-      </w:r>
-      <w:r>
-        <w:rPr>
-          <w:rFonts w:ascii="Microsoft JhengHei" w:hAnsi="Microsoft JhengHei" w:eastAsia="Microsoft JhengHei"/>
-          <w:color w:val="444444"/>
-          <w:sz w:val="20"/>
-        </w:rPr>
-        <w:t>Install Now</w:t>
-      </w:r>
-    </w:p>
-    <w:p>
-      <w:pPr>
-        <w:pStyle w:val="ListNumber"/>
-      </w:pPr>
-      <w:r>
-        <w:rPr>
-          <w:rFonts w:ascii="Microsoft JhengHei" w:hAnsi="Microsoft JhengHei" w:eastAsia="Microsoft JhengHei"/>
-          <w:b w:val="0"/>
-        </w:rPr>
-        <w:t>等待 1 到 2 分鐘，過程中可能會跳出使用者帳戶控制，按「是」</w:t>
-      </w:r>
-    </w:p>
-    <w:p>
-      <w:pPr>
-        <w:pStyle w:val="ListNumber"/>
-      </w:pPr>
-      <w:r>
-        <w:rPr>
-          <w:rFonts w:ascii="Microsoft JhengHei" w:hAnsi="Microsoft JhengHei" w:eastAsia="Microsoft JhengHei"/>
-          <w:b w:val="0"/>
-        </w:rPr>
-        <w:t xml:space="preserve">看到 </w:t>
-      </w:r>
-      <w:r>
-        <w:rPr>
-          <w:rFonts w:ascii="Microsoft JhengHei" w:hAnsi="Microsoft JhengHei" w:eastAsia="Microsoft JhengHei"/>
-          <w:color w:val="444444"/>
-          <w:sz w:val="20"/>
-        </w:rPr>
-        <w:t>Setup was successful</w:t>
-      </w:r>
-      <w:r>
-        <w:rPr>
-          <w:rFonts w:ascii="Microsoft JhengHei" w:hAnsi="Microsoft JhengHei" w:eastAsia="Microsoft JhengHei"/>
-          <w:b w:val="0"/>
-        </w:rPr>
-        <w:t xml:space="preserve"> 就完成了</w:t>
-      </w:r>
-    </w:p>
-    <w:p>
-      <w:pPr>
-        <w:pStyle w:val="ListNumber"/>
-      </w:pPr>
-      <w:r>
-        <w:rPr>
-          <w:rFonts w:ascii="Microsoft JhengHei" w:hAnsi="Microsoft JhengHei" w:eastAsia="Microsoft JhengHei"/>
-          <w:b w:val="0"/>
-        </w:rPr>
-        <w:t xml:space="preserve">如果畫面出現 </w:t>
-      </w:r>
-      <w:r>
-        <w:rPr>
-          <w:rFonts w:ascii="Microsoft JhengHei" w:hAnsi="Microsoft JhengHei" w:eastAsia="Microsoft JhengHei"/>
-          <w:color w:val="444444"/>
-          <w:sz w:val="20"/>
-        </w:rPr>
-        <w:t>Disable path length limit</w:t>
-      </w:r>
-      <w:r>
-        <w:rPr>
-          <w:rFonts w:ascii="Microsoft JhengHei" w:hAnsi="Microsoft JhengHei" w:eastAsia="Microsoft JhengHei"/>
-          <w:b w:val="0"/>
-        </w:rPr>
-        <w:t xml:space="preserve"> 這個選項，</w:t>
-      </w:r>
-      <w:r>
-        <w:rPr>
-          <w:rFonts w:ascii="Microsoft JhengHei" w:hAnsi="Microsoft JhengHei" w:eastAsia="Microsoft JhengHei"/>
-          <w:b/>
-        </w:rPr>
-        <w:t>點一下它</w:t>
-      </w:r>
-      <w:r>
-        <w:rPr>
-          <w:rFonts w:ascii="Microsoft JhengHei" w:hAnsi="Microsoft JhengHei" w:eastAsia="Microsoft JhengHei"/>
-          <w:b w:val="0"/>
-        </w:rPr>
-        <w:t xml:space="preserve">（可以避免之後路徑太長的問題），然後按 </w:t>
-      </w:r>
-      <w:r>
-        <w:rPr>
-          <w:rFonts w:ascii="Microsoft JhengHei" w:hAnsi="Microsoft JhengHei" w:eastAsia="Microsoft JhengHei"/>
-          <w:color w:val="444444"/>
-          <w:sz w:val="20"/>
-        </w:rPr>
-        <w:t>Close</w:t>
-      </w:r>
+          <w:sz w:val="21"/>
+        </w:rPr>
+        <w:t>App execution aliases.</w:t>
+      </w:r>
+    </w:p>
+    <w:p>
+      <w:pPr>
+        <w:spacing w:after="0"/>
+      </w:pPr>
     </w:p>
     <w:p>
       <w:pPr>
@@ -1012,7 +782,7 @@
           <w:b/>
           <w:highlight w:val="yellow"/>
         </w:rPr>
-        <w:t>第 2 步是整個安裝過程最重要的一步。</w:t>
+        <w:t>這個訊息很容易誤會。</w:t>
       </w:r>
       <w:r>
         <w:rPr>
@@ -1020,7 +790,7 @@
           <w:b w:val="0"/>
           <w:highlight w:val="yellow"/>
         </w:rPr>
-        <w:t xml:space="preserve"> </w:t>
+        <w:t xml:space="preserve"> Windows 內建了一個叫 </w:t>
       </w:r>
       <w:r>
         <w:rPr>
@@ -1029,7 +799,7 @@
           <w:sz w:val="20"/>
           <w:highlight w:val="yellow"/>
         </w:rPr>
-        <w:t>Add python.exe to PATH</w:t>
+        <w:t>python.exe</w:t>
       </w:r>
       <w:r>
         <w:rPr>
@@ -1037,7 +807,23 @@
           <w:b w:val="0"/>
           <w:highlight w:val="yellow"/>
         </w:rPr>
-        <w:t xml:space="preserve"> 的意思是「讓命令列找得到 Python」。 沒勾這個框，Python 雖然裝好了，但你在命令列輸入 </w:t>
+        <w:t xml:space="preserve"> 的</w:t>
+      </w:r>
+      <w:r>
+        <w:rPr>
+          <w:rFonts w:ascii="Microsoft JhengHei" w:hAnsi="Microsoft JhengHei" w:eastAsia="Microsoft JhengHei"/>
+          <w:b/>
+          <w:highlight w:val="yellow"/>
+        </w:rPr>
+        <w:t>空殼捷徑</w:t>
+      </w:r>
+      <w:r>
+        <w:rPr>
+          <w:rFonts w:ascii="Microsoft JhengHei" w:hAnsi="Microsoft JhengHei" w:eastAsia="Microsoft JhengHei"/>
+          <w:b w:val="0"/>
+          <w:highlight w:val="yellow"/>
+        </w:rPr>
+        <w:t xml:space="preserve"> （0 KB，唯一功能是把 Microsoft Store 打開）。所以就算你從來沒裝過 Python， </w:t>
       </w:r>
       <w:r>
         <w:rPr>
@@ -1046,7 +832,7 @@
           <w:sz w:val="20"/>
           <w:highlight w:val="yellow"/>
         </w:rPr>
-        <w:t>python</w:t>
+        <w:t>where python</w:t>
       </w:r>
       <w:r>
         <w:rPr>
@@ -1054,7 +840,518 @@
           <w:b w:val="0"/>
           <w:highlight w:val="yellow"/>
         </w:rPr>
-        <w:t xml:space="preserve"> 會顯示「不是內部或外部命令」， 後面每一個步驟都會失敗。 已經裝好才發現忘記勾的話：重新執行同一個安裝檔， 選 </w:t>
+        <w:t xml:space="preserve"> 也找得到東西 —— 但那不是 Python。 看到上面那段訊息就是「沒有裝」，照著往下做就對了。</w:t>
+      </w:r>
+    </w:p>
+    <w:p>
+      <w:pPr>
+        <w:pStyle w:val="Heading2"/>
+      </w:pPr>
+      <w:r>
+        <w:rPr>
+          <w:rFonts w:ascii="Microsoft JhengHei" w:hAnsi="Microsoft JhengHei" w:eastAsia="Microsoft JhengHei"/>
+          <w:b w:val="0"/>
+        </w:rPr>
+        <w:t>1-2 下載</w:t>
+      </w:r>
+    </w:p>
+    <w:p>
+      <w:r>
+        <w:rPr>
+          <w:rFonts w:ascii="Microsoft JhengHei" w:hAnsi="Microsoft JhengHei" w:eastAsia="Microsoft JhengHei"/>
+          <w:b w:val="0"/>
+        </w:rPr>
+        <w:t>打開瀏覽器，前往 Python 官方網站：</w:t>
+      </w:r>
+    </w:p>
+    <w:p>
+      <w:r>
+        <w:rPr>
+          <w:rFonts w:ascii="Microsoft JhengHei" w:hAnsi="Microsoft JhengHei" w:eastAsia="Microsoft JhengHei"/>
+          <w:b/>
+        </w:rPr>
+        <w:t>https://www.python.org/downloads/</w:t>
+      </w:r>
+    </w:p>
+    <w:p>
+      <w:r>
+        <w:rPr>
+          <w:rFonts w:ascii="Microsoft JhengHei" w:hAnsi="Microsoft JhengHei" w:eastAsia="Microsoft JhengHei"/>
+          <w:b w:val="0"/>
+        </w:rPr>
+        <w:t xml:space="preserve">網頁中間有一個大大的黃色按鈕，寫著 </w:t>
+      </w:r>
+      <w:r>
+        <w:rPr>
+          <w:rFonts w:ascii="Microsoft JhengHei" w:hAnsi="Microsoft JhengHei" w:eastAsia="Microsoft JhengHei"/>
+          <w:color w:val="444444"/>
+          <w:sz w:val="20"/>
+        </w:rPr>
+        <w:t>Download Python install manager</w:t>
+      </w:r>
+      <w:r>
+        <w:rPr>
+          <w:rFonts w:ascii="Microsoft JhengHei" w:hAnsi="Microsoft JhengHei" w:eastAsia="Microsoft JhengHei"/>
+          <w:b w:val="0"/>
+        </w:rPr>
+        <w:t>。 點下去，會下載一個約 45 MB 的檔案：</w:t>
+      </w:r>
+    </w:p>
+    <w:p>
+      <w:pPr>
+        <w:spacing w:after="0"/>
+        <w:ind w:left="360"/>
+      </w:pPr>
+      <w:r>
+        <w:rPr>
+          <w:rFonts w:ascii="Consolas" w:hAnsi="Consolas"/>
+          <w:b w:val="0"/>
+          <w:color w:val="444444"/>
+          <w:sz w:val="21"/>
+        </w:rPr>
+        <w:t>python-manager-26.3.msix</w:t>
+      </w:r>
+    </w:p>
+    <w:p>
+      <w:pPr>
+        <w:spacing w:after="0"/>
+      </w:pPr>
+    </w:p>
+    <w:p>
+      <w:pPr>
+        <w:ind w:left="360"/>
+      </w:pPr>
+      <w:r>
+        <w:rPr>
+          <w:rFonts w:ascii="Microsoft JhengHei" w:hAnsi="Microsoft JhengHei" w:eastAsia="Microsoft JhengHei"/>
+          <w:b/>
+          <w:highlight w:val="yellow"/>
+        </w:rPr>
+        <w:t>這不是 Python 本身，是「Python 安裝管理器」。</w:t>
+      </w:r>
+      <w:r>
+        <w:rPr>
+          <w:rFonts w:ascii="Microsoft JhengHei" w:hAnsi="Microsoft JhengHei" w:eastAsia="Microsoft JhengHei"/>
+          <w:b w:val="0"/>
+          <w:highlight w:val="yellow"/>
+        </w:rPr>
+        <w:t xml:space="preserve"> 它負責幫你下載、 安裝、切換不同版本的 Python。這是 Python 官方從 3.14 版開始 在 Windows 上的新做法。</w:t>
+      </w:r>
+    </w:p>
+    <w:p>
+      <w:pPr>
+        <w:pStyle w:val="Heading2"/>
+      </w:pPr>
+      <w:r>
+        <w:rPr>
+          <w:rFonts w:ascii="Microsoft JhengHei" w:hAnsi="Microsoft JhengHei" w:eastAsia="Microsoft JhengHei"/>
+          <w:b w:val="0"/>
+        </w:rPr>
+        <w:t>1-3 安裝管理器</w:t>
+      </w:r>
+    </w:p>
+    <w:p>
+      <w:r>
+        <w:rPr>
+          <w:rFonts w:ascii="Microsoft JhengHei" w:hAnsi="Microsoft JhengHei" w:eastAsia="Microsoft JhengHei"/>
+          <w:b/>
+        </w:rPr>
+        <w:t>在下載資料夾裡對 `python-manager-26.3.msix` 點兩下</w:t>
+      </w:r>
+      <w:r>
+        <w:rPr>
+          <w:rFonts w:ascii="Microsoft JhengHei" w:hAnsi="Microsoft JhengHei" w:eastAsia="Microsoft JhengHei"/>
+          <w:b w:val="0"/>
+        </w:rPr>
+        <w:t>，跳出的視窗按「安裝」。</w:t>
+      </w:r>
+    </w:p>
+    <w:p>
+      <w:r>
+        <w:rPr>
+          <w:rFonts w:ascii="Microsoft JhengHei" w:hAnsi="Microsoft JhengHei" w:eastAsia="Microsoft JhengHei"/>
+          <w:b w:val="0"/>
+        </w:rPr>
+        <w:t>裝完之後會自動打開一個黑色視窗，開頭寫著：</w:t>
+      </w:r>
+    </w:p>
+    <w:p>
+      <w:pPr>
+        <w:spacing w:after="0"/>
+        <w:ind w:left="360"/>
+      </w:pPr>
+      <w:r>
+        <w:rPr>
+          <w:rFonts w:ascii="Consolas" w:hAnsi="Consolas"/>
+          <w:b w:val="0"/>
+          <w:color w:val="444444"/>
+          <w:sz w:val="21"/>
+        </w:rPr>
+        <w:t>Welcome to the Python installation manager configuration helper.</w:t>
+      </w:r>
+    </w:p>
+    <w:p>
+      <w:pPr>
+        <w:spacing w:after="0"/>
+      </w:pPr>
+    </w:p>
+    <w:p>
+      <w:r>
+        <w:rPr>
+          <w:rFonts w:ascii="Microsoft JhengHei" w:hAnsi="Microsoft JhengHei" w:eastAsia="Microsoft JhengHei"/>
+          <w:b/>
+        </w:rPr>
+        <w:t>這個視窗會問你三個問題</w:t>
+      </w:r>
+      <w:r>
+        <w:rPr>
+          <w:rFonts w:ascii="Microsoft JhengHei" w:hAnsi="Microsoft JhengHei" w:eastAsia="Microsoft JhengHei"/>
+          <w:b w:val="0"/>
+        </w:rPr>
+        <w:t>，下一節逐一說明。</w:t>
+      </w:r>
+    </w:p>
+    <w:p>
+      <w:pPr>
+        <w:pStyle w:val="Heading2"/>
+      </w:pPr>
+      <w:r>
+        <w:rPr>
+          <w:rFonts w:ascii="Microsoft JhengHei" w:hAnsi="Microsoft JhengHei" w:eastAsia="Microsoft JhengHei"/>
+          <w:b w:val="0"/>
+        </w:rPr>
+        <w:t>1-4 設定精靈的三個問題</w:t>
+      </w:r>
+    </w:p>
+    <w:p>
+      <w:r>
+        <w:rPr>
+          <w:rFonts w:ascii="Microsoft JhengHei" w:hAnsi="Microsoft JhengHei" w:eastAsia="Microsoft JhengHei"/>
+          <w:b w:val="0"/>
+        </w:rPr>
+        <w:t>這是整個安裝過程唯一需要動腦的地方。</w:t>
+      </w:r>
+      <w:r>
+        <w:rPr>
+          <w:rFonts w:ascii="Microsoft JhengHei" w:hAnsi="Microsoft JhengHei" w:eastAsia="Microsoft JhengHei"/>
+          <w:b/>
+        </w:rPr>
+        <w:t>照這張表回答就好：</w:t>
+      </w:r>
+    </w:p>
+    <w:tbl>
+      <w:tblPr>
+        <w:tblStyle w:val="TableGrid"/>
+        <w:tblW w:type="auto" w:w="0"/>
+        <w:tblLook w:firstColumn="1" w:firstRow="1" w:lastColumn="0" w:lastRow="0" w:noHBand="0" w:noVBand="1" w:val="04A0"/>
+      </w:tblPr>
+      <w:tblGrid>
+        <w:gridCol w:w="2160"/>
+        <w:gridCol w:w="2160"/>
+        <w:gridCol w:w="2160"/>
+        <w:gridCol w:w="2160"/>
+      </w:tblGrid>
+      <w:tr>
+        <w:tc>
+          <w:tcPr>
+            <w:tcW w:type="dxa" w:w="2160"/>
+          </w:tcPr>
+          <w:p>
+            <w:r/>
+            <w:r>
+              <w:rPr>
+                <w:rFonts w:ascii="Microsoft JhengHei" w:hAnsi="Microsoft JhengHei" w:eastAsia="Microsoft JhengHei"/>
+                <w:b/>
+              </w:rPr>
+              <w:t>順序</w:t>
+            </w:r>
+          </w:p>
+        </w:tc>
+        <w:tc>
+          <w:tcPr>
+            <w:tcW w:type="dxa" w:w="2160"/>
+          </w:tcPr>
+          <w:p>
+            <w:r/>
+            <w:r>
+              <w:rPr>
+                <w:rFonts w:ascii="Microsoft JhengHei" w:hAnsi="Microsoft JhengHei" w:eastAsia="Microsoft JhengHei"/>
+                <w:b/>
+              </w:rPr>
+              <w:t>它問什麼</w:t>
+            </w:r>
+          </w:p>
+        </w:tc>
+        <w:tc>
+          <w:tcPr>
+            <w:tcW w:type="dxa" w:w="2160"/>
+          </w:tcPr>
+          <w:p>
+            <w:r/>
+            <w:r>
+              <w:rPr>
+                <w:rFonts w:ascii="Microsoft JhengHei" w:hAnsi="Microsoft JhengHei" w:eastAsia="Microsoft JhengHei"/>
+                <w:b/>
+              </w:rPr>
+              <w:t>你要按</w:t>
+            </w:r>
+          </w:p>
+        </w:tc>
+        <w:tc>
+          <w:tcPr>
+            <w:tcW w:type="dxa" w:w="2160"/>
+          </w:tcPr>
+          <w:p>
+            <w:r/>
+            <w:r>
+              <w:rPr>
+                <w:rFonts w:ascii="Microsoft JhengHei" w:hAnsi="Microsoft JhengHei" w:eastAsia="Microsoft JhengHei"/>
+                <w:b/>
+              </w:rPr>
+              <w:t>為什麼</w:t>
+            </w:r>
+          </w:p>
+        </w:tc>
+      </w:tr>
+      <w:tr>
+        <w:tc>
+          <w:tcPr>
+            <w:tcW w:type="dxa" w:w="2160"/>
+          </w:tcPr>
+          <w:p>
+            <w:r/>
+            <w:r>
+              <w:rPr>
+                <w:rFonts w:ascii="Microsoft JhengHei" w:hAnsi="Microsoft JhengHei" w:eastAsia="Microsoft JhengHei"/>
+                <w:b w:val="0"/>
+              </w:rPr>
+              <w:t>1</w:t>
+            </w:r>
+          </w:p>
+        </w:tc>
+        <w:tc>
+          <w:tcPr>
+            <w:tcW w:type="dxa" w:w="2160"/>
+          </w:tcPr>
+          <w:p>
+            <w:r/>
+            <w:r>
+              <w:rPr>
+                <w:rFonts w:ascii="Microsoft JhengHei" w:hAnsi="Microsoft JhengHei" w:eastAsia="Microsoft JhengHei"/>
+                <w:color w:val="444444"/>
+                <w:sz w:val="20"/>
+              </w:rPr>
+              <w:t>Add commands directory to your PATH now? [y/N]</w:t>
+            </w:r>
+          </w:p>
+        </w:tc>
+        <w:tc>
+          <w:tcPr>
+            <w:tcW w:type="dxa" w:w="2160"/>
+          </w:tcPr>
+          <w:p>
+            <w:r/>
+            <w:r>
+              <w:rPr>
+                <w:rFonts w:ascii="Microsoft JhengHei" w:hAnsi="Microsoft JhengHei" w:eastAsia="Microsoft JhengHei"/>
+                <w:b/>
+              </w:rPr>
+              <w:t>`Y`</w:t>
+            </w:r>
+            <w:r>
+              <w:rPr>
+                <w:rFonts w:ascii="Microsoft JhengHei" w:hAnsi="Microsoft JhengHei" w:eastAsia="Microsoft JhengHei"/>
+                <w:b w:val="0"/>
+              </w:rPr>
+              <w:t xml:space="preserve"> ← 一定要自己打</w:t>
+            </w:r>
+          </w:p>
+        </w:tc>
+        <w:tc>
+          <w:tcPr>
+            <w:tcW w:type="dxa" w:w="2160"/>
+          </w:tcPr>
+          <w:p>
+            <w:r/>
+            <w:r>
+              <w:rPr>
+                <w:rFonts w:ascii="Microsoft JhengHei" w:hAnsi="Microsoft JhengHei" w:eastAsia="Microsoft JhengHei"/>
+                <w:b w:val="0"/>
+              </w:rPr>
+              <w:t>讓命令列找得到 Python</w:t>
+            </w:r>
+          </w:p>
+        </w:tc>
+      </w:tr>
+      <w:tr>
+        <w:tc>
+          <w:tcPr>
+            <w:tcW w:type="dxa" w:w="2160"/>
+          </w:tcPr>
+          <w:p>
+            <w:r/>
+            <w:r>
+              <w:rPr>
+                <w:rFonts w:ascii="Microsoft JhengHei" w:hAnsi="Microsoft JhengHei" w:eastAsia="Microsoft JhengHei"/>
+                <w:b w:val="0"/>
+              </w:rPr>
+              <w:t>2</w:t>
+            </w:r>
+          </w:p>
+        </w:tc>
+        <w:tc>
+          <w:tcPr>
+            <w:tcW w:type="dxa" w:w="2160"/>
+          </w:tcPr>
+          <w:p>
+            <w:r/>
+            <w:r>
+              <w:rPr>
+                <w:rFonts w:ascii="Microsoft JhengHei" w:hAnsi="Microsoft JhengHei" w:eastAsia="Microsoft JhengHei"/>
+                <w:color w:val="444444"/>
+                <w:sz w:val="20"/>
+              </w:rPr>
+              <w:t>Install CPython now? [Y/n]</w:t>
+            </w:r>
+          </w:p>
+        </w:tc>
+        <w:tc>
+          <w:tcPr>
+            <w:tcW w:type="dxa" w:w="2160"/>
+          </w:tcPr>
+          <w:p>
+            <w:r/>
+            <w:r>
+              <w:rPr>
+                <w:rFonts w:ascii="Microsoft JhengHei" w:hAnsi="Microsoft JhengHei" w:eastAsia="Microsoft JhengHei"/>
+                <w:b/>
+              </w:rPr>
+              <w:t>`Y`</w:t>
+            </w:r>
+            <w:r>
+              <w:rPr>
+                <w:rFonts w:ascii="Microsoft JhengHei" w:hAnsi="Microsoft JhengHei" w:eastAsia="Microsoft JhengHei"/>
+                <w:b w:val="0"/>
+              </w:rPr>
+              <w:t>（或直接 Enter）</w:t>
+            </w:r>
+          </w:p>
+        </w:tc>
+        <w:tc>
+          <w:tcPr>
+            <w:tcW w:type="dxa" w:w="2160"/>
+          </w:tcPr>
+          <w:p>
+            <w:r/>
+            <w:r>
+              <w:rPr>
+                <w:rFonts w:ascii="Microsoft JhengHei" w:hAnsi="Microsoft JhengHei" w:eastAsia="Microsoft JhengHei"/>
+                <w:b w:val="0"/>
+              </w:rPr>
+              <w:t>真正的 Python 還沒下載，這一步才會裝</w:t>
+            </w:r>
+          </w:p>
+        </w:tc>
+      </w:tr>
+      <w:tr>
+        <w:tc>
+          <w:tcPr>
+            <w:tcW w:type="dxa" w:w="2160"/>
+          </w:tcPr>
+          <w:p>
+            <w:r/>
+            <w:r>
+              <w:rPr>
+                <w:rFonts w:ascii="Microsoft JhengHei" w:hAnsi="Microsoft JhengHei" w:eastAsia="Microsoft JhengHei"/>
+                <w:b w:val="0"/>
+              </w:rPr>
+              <w:t>3</w:t>
+            </w:r>
+          </w:p>
+        </w:tc>
+        <w:tc>
+          <w:tcPr>
+            <w:tcW w:type="dxa" w:w="2160"/>
+          </w:tcPr>
+          <w:p>
+            <w:r/>
+            <w:r>
+              <w:rPr>
+                <w:rFonts w:ascii="Microsoft JhengHei" w:hAnsi="Microsoft JhengHei" w:eastAsia="Microsoft JhengHei"/>
+                <w:color w:val="444444"/>
+                <w:sz w:val="20"/>
+              </w:rPr>
+              <w:t>View online help? [y/N]</w:t>
+            </w:r>
+          </w:p>
+        </w:tc>
+        <w:tc>
+          <w:tcPr>
+            <w:tcW w:type="dxa" w:w="2160"/>
+          </w:tcPr>
+          <w:p>
+            <w:r/>
+            <w:r>
+              <w:rPr>
+                <w:rFonts w:ascii="Microsoft JhengHei" w:hAnsi="Microsoft JhengHei" w:eastAsia="Microsoft JhengHei"/>
+                <w:b/>
+              </w:rPr>
+              <w:t>`N`</w:t>
+            </w:r>
+            <w:r>
+              <w:rPr>
+                <w:rFonts w:ascii="Microsoft JhengHei" w:hAnsi="Microsoft JhengHei" w:eastAsia="Microsoft JhengHei"/>
+                <w:b w:val="0"/>
+              </w:rPr>
+              <w:t>（或直接 Enter）</w:t>
+            </w:r>
+          </w:p>
+        </w:tc>
+        <w:tc>
+          <w:tcPr>
+            <w:tcW w:type="dxa" w:w="2160"/>
+          </w:tcPr>
+          <w:p>
+            <w:r/>
+            <w:r>
+              <w:rPr>
+                <w:rFonts w:ascii="Microsoft JhengHei" w:hAnsi="Microsoft JhengHei" w:eastAsia="Microsoft JhengHei"/>
+                <w:b w:val="0"/>
+              </w:rPr>
+              <w:t>只是問要不要開官方說明網頁，不影響安裝</w:t>
+            </w:r>
+          </w:p>
+        </w:tc>
+      </w:tr>
+    </w:tbl>
+    <w:p/>
+    <w:p>
+      <w:pPr>
+        <w:ind w:left="360"/>
+      </w:pPr>
+      <w:r>
+        <w:rPr>
+          <w:rFonts w:ascii="Microsoft JhengHei" w:hAnsi="Microsoft JhengHei" w:eastAsia="Microsoft JhengHei"/>
+          <w:b w:val="0"/>
+          <w:highlight w:val="yellow"/>
+        </w:rPr>
+        <w:t xml:space="preserve">⚠️ </w:t>
+      </w:r>
+      <w:r>
+        <w:rPr>
+          <w:rFonts w:ascii="Microsoft JhengHei" w:hAnsi="Microsoft JhengHei" w:eastAsia="Microsoft JhengHei"/>
+          <w:b/>
+          <w:highlight w:val="yellow"/>
+        </w:rPr>
+        <w:t>第 1 題是整個安裝過程最重要的一步，也最容易按錯。</w:t>
+      </w:r>
+      <w:r>
+        <w:rPr>
+          <w:rFonts w:ascii="Microsoft JhengHei" w:hAnsi="Microsoft JhengHei" w:eastAsia="Microsoft JhengHei"/>
+          <w:b w:val="0"/>
+          <w:highlight w:val="yellow"/>
+        </w:rPr>
+        <w:t xml:space="preserve"> 注意它的預設值是 </w:t>
       </w:r>
       <w:r>
         <w:rPr>
@@ -1063,7 +1360,7 @@
           <w:sz w:val="20"/>
           <w:highlight w:val="yellow"/>
         </w:rPr>
-        <w:t>Modify</w:t>
+        <w:t>[y/N]</w:t>
       </w:r>
       <w:r>
         <w:rPr>
@@ -1071,7 +1368,141 @@
           <w:b w:val="0"/>
           <w:highlight w:val="yellow"/>
         </w:rPr>
-        <w:t>，一路下一步把 PATH 那個選項打開即可，不用移除重裝。</w:t>
+        <w:t xml:space="preserve"> —— </w:t>
+      </w:r>
+      <w:r>
+        <w:rPr>
+          <w:rFonts w:ascii="Microsoft JhengHei" w:hAnsi="Microsoft JhengHei" w:eastAsia="Microsoft JhengHei"/>
+          <w:b/>
+          <w:highlight w:val="yellow"/>
+        </w:rPr>
+        <w:t>大寫的 `N` 表示「直接按 Enter 等於選 No」</w:t>
+      </w:r>
+      <w:r>
+        <w:rPr>
+          <w:rFonts w:ascii="Microsoft JhengHei" w:hAnsi="Microsoft JhengHei" w:eastAsia="Microsoft JhengHei"/>
+          <w:b w:val="0"/>
+          <w:highlight w:val="yellow"/>
+        </w:rPr>
+        <w:t xml:space="preserve">。 這一題你必須自己打 </w:t>
+      </w:r>
+      <w:r>
+        <w:rPr>
+          <w:rFonts w:ascii="Microsoft JhengHei" w:hAnsi="Microsoft JhengHei" w:eastAsia="Microsoft JhengHei"/>
+          <w:color w:val="444444"/>
+          <w:sz w:val="20"/>
+          <w:highlight w:val="yellow"/>
+        </w:rPr>
+        <w:t>Y</w:t>
+      </w:r>
+      <w:r>
+        <w:rPr>
+          <w:rFonts w:ascii="Microsoft JhengHei" w:hAnsi="Microsoft JhengHei" w:eastAsia="Microsoft JhengHei"/>
+          <w:b w:val="0"/>
+          <w:highlight w:val="yellow"/>
+        </w:rPr>
+        <w:t xml:space="preserve"> 再按 Enter。 沒選 Y 的話，Python 雖然裝好了，但命令列會找不到某些指令， 後面步驟容易出狀況。</w:t>
+      </w:r>
+    </w:p>
+    <w:p>
+      <w:pPr>
+        <w:ind w:left="360"/>
+      </w:pPr>
+      <w:r>
+        <w:rPr>
+          <w:rFonts w:ascii="Microsoft JhengHei" w:hAnsi="Microsoft JhengHei" w:eastAsia="Microsoft JhengHei"/>
+          <w:b w:val="0"/>
+          <w:highlight w:val="yellow"/>
+        </w:rPr>
+        <w:t>第 2、3 題的預設值剛好就是我們要的（</w:t>
+      </w:r>
+      <w:r>
+        <w:rPr>
+          <w:rFonts w:ascii="Microsoft JhengHei" w:hAnsi="Microsoft JhengHei" w:eastAsia="Microsoft JhengHei"/>
+          <w:color w:val="444444"/>
+          <w:sz w:val="20"/>
+          <w:highlight w:val="yellow"/>
+        </w:rPr>
+        <w:t>[Y/n]</w:t>
+      </w:r>
+      <w:r>
+        <w:rPr>
+          <w:rFonts w:ascii="Microsoft JhengHei" w:hAnsi="Microsoft JhengHei" w:eastAsia="Microsoft JhengHei"/>
+          <w:b w:val="0"/>
+          <w:highlight w:val="yellow"/>
+        </w:rPr>
+        <w:t xml:space="preserve"> 預設 Y、</w:t>
+      </w:r>
+      <w:r>
+        <w:rPr>
+          <w:rFonts w:ascii="Microsoft JhengHei" w:hAnsi="Microsoft JhengHei" w:eastAsia="Microsoft JhengHei"/>
+          <w:color w:val="444444"/>
+          <w:sz w:val="20"/>
+          <w:highlight w:val="yellow"/>
+        </w:rPr>
+        <w:t>[y/N]</w:t>
+      </w:r>
+      <w:r>
+        <w:rPr>
+          <w:rFonts w:ascii="Microsoft JhengHei" w:hAnsi="Microsoft JhengHei" w:eastAsia="Microsoft JhengHei"/>
+          <w:b w:val="0"/>
+          <w:highlight w:val="yellow"/>
+        </w:rPr>
+        <w:t xml:space="preserve"> 預設 N）， </w:t>
+      </w:r>
+      <w:r>
+        <w:rPr>
+          <w:rFonts w:ascii="Microsoft JhengHei" w:hAnsi="Microsoft JhengHei" w:eastAsia="Microsoft JhengHei"/>
+          <w:b/>
+          <w:highlight w:val="yellow"/>
+        </w:rPr>
+        <w:t>直接按 Enter 就對了</w:t>
+      </w:r>
+      <w:r>
+        <w:rPr>
+          <w:rFonts w:ascii="Microsoft JhengHei" w:hAnsi="Microsoft JhengHei" w:eastAsia="Microsoft JhengHei"/>
+          <w:b w:val="0"/>
+          <w:highlight w:val="yellow"/>
+        </w:rPr>
+        <w:t>。</w:t>
+      </w:r>
+    </w:p>
+    <w:p>
+      <w:r>
+        <w:rPr>
+          <w:rFonts w:ascii="Microsoft JhengHei" w:hAnsi="Microsoft JhengHei" w:eastAsia="Microsoft JhengHei"/>
+          <w:b w:val="0"/>
+        </w:rPr>
+        <w:t>答完第 1 題會看到：</w:t>
+      </w:r>
+    </w:p>
+    <w:p>
+      <w:pPr>
+        <w:spacing w:after="0"/>
+        <w:ind w:left="360"/>
+      </w:pPr>
+      <w:r>
+        <w:rPr>
+          <w:rFonts w:ascii="Consolas" w:hAnsi="Consolas"/>
+          <w:b w:val="0"/>
+          <w:color w:val="444444"/>
+          <w:sz w:val="21"/>
+        </w:rPr>
+        <w:t>PATH has been updated, and will take effect after opening a new terminal.</w:t>
+      </w:r>
+    </w:p>
+    <w:p>
+      <w:pPr>
+        <w:spacing w:after="0"/>
+      </w:pPr>
+    </w:p>
+    <w:p>
+      <w:r>
+        <w:rPr>
+          <w:rFonts w:ascii="Microsoft JhengHei" w:hAnsi="Microsoft JhengHei" w:eastAsia="Microsoft JhengHei"/>
+          <w:b w:val="0"/>
+        </w:rPr>
+        <w:t>答完第 2 題它會開始下載 Python，跑個一兩分鐘。</w:t>
       </w:r>
     </w:p>
     <w:p>
@@ -1083,7 +1514,7 @@
           <w:rFonts w:ascii="Microsoft JhengHei" w:hAnsi="Microsoft JhengHei" w:eastAsia="Microsoft JhengHei"/>
           <w:b w:val="0"/>
         </w:rPr>
-        <w:t>1-4 確認命令列可以叫得動 Python</w:t>
+        <w:t>1-5 確認裝好了</w:t>
       </w:r>
     </w:p>
     <w:p>
@@ -1101,7 +1532,7 @@
           <w:rFonts w:ascii="Microsoft JhengHei" w:hAnsi="Microsoft JhengHei" w:eastAsia="Microsoft JhengHei"/>
           <w:b w:val="0"/>
         </w:rPr>
-        <w:t>這一步不能跳過 —— PATH 設定只有在新開的視窗才會生效， 在舊視窗裡輸入指令會一直失敗，很多人卡在這裡。</w:t>
+        <w:t>這一步不能跳過 —— 上面那行英文自己也說了「要開新的終端機才會生效」。 在舊視窗裡輸入指令會一直失敗，很多人卡在這裡。</w:t>
       </w:r>
     </w:p>
     <w:p>
@@ -1199,7 +1630,7 @@
           <w:color w:val="444444"/>
           <w:sz w:val="21"/>
         </w:rPr>
-        <w:t>Python 3.13.1</w:t>
+        <w:t>Python 3.14.7</w:t>
       </w:r>
     </w:p>
     <w:p>
@@ -1272,7 +1703,7 @@
           <w:color w:val="444444"/>
           <w:sz w:val="21"/>
         </w:rPr>
-        <w:t>pip 25.2 from C:\Users\你的名字\AppData\Local\Programs\Python\Python313\lib\site-packages\pip (python 3.13)</w:t>
+        <w:t>pip 25.2 from C:\Users\你的名字\AppData\Local\Python\...\pip (python 3.14)</w:t>
       </w:r>
     </w:p>
     <w:p>
@@ -1282,6 +1713,78 @@
     </w:p>
     <w:p>
       <w:pPr>
+        <w:ind w:left="360"/>
+      </w:pPr>
+      <w:r>
+        <w:rPr>
+          <w:rFonts w:ascii="Microsoft JhengHei" w:hAnsi="Microsoft JhengHei" w:eastAsia="Microsoft JhengHei"/>
+          <w:b/>
+          <w:highlight w:val="yellow"/>
+        </w:rPr>
+        <w:t>順帶一提，你多了一個 `py` 指令。</w:t>
+      </w:r>
+      <w:r>
+        <w:rPr>
+          <w:rFonts w:ascii="Microsoft JhengHei" w:hAnsi="Microsoft JhengHei" w:eastAsia="Microsoft JhengHei"/>
+          <w:b w:val="0"/>
+          <w:highlight w:val="yellow"/>
+        </w:rPr>
+        <w:t xml:space="preserve"> 它是 Python 安裝管理器附的， 可以指定版本執行（例如 </w:t>
+      </w:r>
+      <w:r>
+        <w:rPr>
+          <w:rFonts w:ascii="Microsoft JhengHei" w:hAnsi="Microsoft JhengHei" w:eastAsia="Microsoft JhengHei"/>
+          <w:color w:val="444444"/>
+          <w:sz w:val="20"/>
+          <w:highlight w:val="yellow"/>
+        </w:rPr>
+        <w:t>py -V:3.14</w:t>
+      </w:r>
+      <w:r>
+        <w:rPr>
+          <w:rFonts w:ascii="Microsoft JhengHei" w:hAnsi="Microsoft JhengHei" w:eastAsia="Microsoft JhengHei"/>
+          <w:b w:val="0"/>
+          <w:highlight w:val="yellow"/>
+        </w:rPr>
+        <w:t>）。這堂課用不到， 但看到它不用緊張，</w:t>
+      </w:r>
+      <w:r>
+        <w:rPr>
+          <w:rFonts w:ascii="Microsoft JhengHei" w:hAnsi="Microsoft JhengHei" w:eastAsia="Microsoft JhengHei"/>
+          <w:color w:val="444444"/>
+          <w:sz w:val="20"/>
+          <w:highlight w:val="yellow"/>
+        </w:rPr>
+        <w:t>python</w:t>
+      </w:r>
+      <w:r>
+        <w:rPr>
+          <w:rFonts w:ascii="Microsoft JhengHei" w:hAnsi="Microsoft JhengHei" w:eastAsia="Microsoft JhengHei"/>
+          <w:b w:val="0"/>
+          <w:highlight w:val="yellow"/>
+        </w:rPr>
+        <w:t xml:space="preserve"> 和 </w:t>
+      </w:r>
+      <w:r>
+        <w:rPr>
+          <w:rFonts w:ascii="Microsoft JhengHei" w:hAnsi="Microsoft JhengHei" w:eastAsia="Microsoft JhengHei"/>
+          <w:color w:val="444444"/>
+          <w:sz w:val="20"/>
+          <w:highlight w:val="yellow"/>
+        </w:rPr>
+        <w:t>py</w:t>
+      </w:r>
+      <w:r>
+        <w:rPr>
+          <w:rFonts w:ascii="Microsoft JhengHei" w:hAnsi="Microsoft JhengHei" w:eastAsia="Microsoft JhengHei"/>
+          <w:b w:val="0"/>
+          <w:highlight w:val="yellow"/>
+        </w:rPr>
+        <w:t xml:space="preserve"> 都能用。</w:t>
+      </w:r>
+    </w:p>
+    <w:p>
+      <w:pPr>
         <w:pStyle w:val="Heading2"/>
       </w:pPr>
       <w:r>
@@ -1289,7 +1792,7 @@
           <w:rFonts w:ascii="Microsoft JhengHei" w:hAnsi="Microsoft JhengHei" w:eastAsia="Microsoft JhengHei"/>
           <w:b w:val="0"/>
         </w:rPr>
-        <w:t>1-5 這一步的常見問題</w:t>
+        <w:t>1-6 這一步的常見問題</w:t>
       </w:r>
     </w:p>
     <w:tbl>
@@ -1362,44 +1865,14 @@
                 <w:rFonts w:ascii="Microsoft JhengHei" w:hAnsi="Microsoft JhengHei" w:eastAsia="Microsoft JhengHei"/>
                 <w:b w:val="0"/>
               </w:rPr>
-              <w:t xml:space="preserve">安裝時沒勾 </w:t>
-            </w:r>
-            <w:r>
-              <w:rPr>
-                <w:rFonts w:ascii="Microsoft JhengHei" w:hAnsi="Microsoft JhengHei" w:eastAsia="Microsoft JhengHei"/>
-                <w:color w:val="444444"/>
-                <w:sz w:val="20"/>
-              </w:rPr>
-              <w:t>Add python.exe to PATH</w:t>
-            </w:r>
-            <w:r>
-              <w:rPr>
-                <w:rFonts w:ascii="Microsoft JhengHei" w:hAnsi="Microsoft JhengHei" w:eastAsia="Microsoft JhengHei"/>
-                <w:b w:val="0"/>
-              </w:rPr>
-              <w:t xml:space="preserve">。重跑安裝檔選 </w:t>
-            </w:r>
-            <w:r>
-              <w:rPr>
-                <w:rFonts w:ascii="Microsoft JhengHei" w:hAnsi="Microsoft JhengHei" w:eastAsia="Microsoft JhengHei"/>
-                <w:color w:val="444444"/>
-                <w:sz w:val="20"/>
-              </w:rPr>
-              <w:t>Modify</w:t>
-            </w:r>
-            <w:r>
-              <w:rPr>
-                <w:rFonts w:ascii="Microsoft JhengHei" w:hAnsi="Microsoft JhengHei" w:eastAsia="Microsoft JhengHei"/>
-                <w:b w:val="0"/>
-              </w:rPr>
-              <w:t xml:space="preserve"> 把它打開，然後</w:t>
+              <w:t>命令列視窗是安裝前就開著的。</w:t>
             </w:r>
             <w:r>
               <w:rPr>
                 <w:rFonts w:ascii="Microsoft JhengHei" w:hAnsi="Microsoft JhengHei" w:eastAsia="Microsoft JhengHei"/>
                 <w:b/>
               </w:rPr>
-              <w:t>重開命令列</w:t>
+              <w:t>關掉重開</w:t>
             </w:r>
           </w:p>
         </w:tc>
@@ -1431,7 +1904,7 @@
                 <w:rFonts w:ascii="Microsoft JhengHei" w:hAnsi="Microsoft JhengHei" w:eastAsia="Microsoft JhengHei"/>
                 <w:b w:val="0"/>
               </w:rPr>
-              <w:t xml:space="preserve"> 卻跳出 Microsoft Store</w:t>
+              <w:t xml:space="preserve"> 跳出 Microsoft Store</w:t>
             </w:r>
           </w:p>
         </w:tc>
@@ -1446,7 +1919,7 @@
                 <w:rFonts w:ascii="Microsoft JhengHei" w:hAnsi="Microsoft JhengHei" w:eastAsia="Microsoft JhengHei"/>
                 <w:b w:val="0"/>
               </w:rPr>
-              <w:t xml:space="preserve">Windows 內建的假捷徑在擋。到「設定 → 應用程式 → 進階應用程式設定 → 應用程式執行別名」，把兩個 </w:t>
+              <w:t xml:space="preserve">Python 還沒裝好，或第 1 題沒選 </w:t>
             </w:r>
             <w:r>
               <w:rPr>
@@ -1454,29 +1927,14 @@
                 <w:color w:val="444444"/>
                 <w:sz w:val="20"/>
               </w:rPr>
-              <w:t>python.exe</w:t>
+              <w:t>Y</w:t>
             </w:r>
             <w:r>
               <w:rPr>
                 <w:rFonts w:ascii="Microsoft JhengHei" w:hAnsi="Microsoft JhengHei" w:eastAsia="Microsoft JhengHei"/>
                 <w:b w:val="0"/>
               </w:rPr>
-              <w:t xml:space="preserve"> / </w:t>
-            </w:r>
-            <w:r>
-              <w:rPr>
-                <w:rFonts w:ascii="Microsoft JhengHei" w:hAnsi="Microsoft JhengHei" w:eastAsia="Microsoft JhengHei"/>
-                <w:color w:val="444444"/>
-                <w:sz w:val="20"/>
-              </w:rPr>
-              <w:t>python3.exe</w:t>
-            </w:r>
-            <w:r>
-              <w:rPr>
-                <w:rFonts w:ascii="Microsoft JhengHei" w:hAnsi="Microsoft JhengHei" w:eastAsia="Microsoft JhengHei"/>
-                <w:b w:val="0"/>
-              </w:rPr>
-              <w:t xml:space="preserve"> 關掉</w:t>
+              <w:t>。重跑一次設定精靈（下一列）</w:t>
             </w:r>
           </w:p>
         </w:tc>
@@ -1493,7 +1951,7 @@
                 <w:rFonts w:ascii="Microsoft JhengHei" w:hAnsi="Microsoft JhengHei" w:eastAsia="Microsoft JhengHei"/>
                 <w:b w:val="0"/>
               </w:rPr>
-              <w:t>明明裝好了還是說找不到</w:t>
+              <w:t>想重跑設定精靈</w:t>
             </w:r>
           </w:p>
         </w:tc>
@@ -1508,7 +1966,157 @@
                 <w:rFonts w:ascii="Microsoft JhengHei" w:hAnsi="Microsoft JhengHei" w:eastAsia="Microsoft JhengHei"/>
                 <w:b w:val="0"/>
               </w:rPr>
-              <w:t>命令列視窗是安裝前就開著的。關掉重開</w:t>
+              <w:t xml:space="preserve">命令列輸入 </w:t>
+            </w:r>
+            <w:r>
+              <w:rPr>
+                <w:rFonts w:ascii="Microsoft JhengHei" w:hAnsi="Microsoft JhengHei" w:eastAsia="Microsoft JhengHei"/>
+                <w:color w:val="444444"/>
+                <w:sz w:val="20"/>
+              </w:rPr>
+              <w:t>py install --configure</w:t>
+            </w:r>
+            <w:r>
+              <w:rPr>
+                <w:rFonts w:ascii="Microsoft JhengHei" w:hAnsi="Microsoft JhengHei" w:eastAsia="Microsoft JhengHei"/>
+                <w:b w:val="0"/>
+              </w:rPr>
+              <w:t xml:space="preserve">，或從開始選單開啟 </w:t>
+            </w:r>
+            <w:r>
+              <w:rPr>
+                <w:rFonts w:ascii="Microsoft JhengHei" w:hAnsi="Microsoft JhengHei" w:eastAsia="Microsoft JhengHei"/>
+                <w:color w:val="444444"/>
+                <w:sz w:val="20"/>
+              </w:rPr>
+              <w:t>Python install manager</w:t>
+            </w:r>
+          </w:p>
+        </w:tc>
+      </w:tr>
+      <w:tr>
+        <w:tc>
+          <w:tcPr>
+            <w:tcW w:type="dxa" w:w="4320"/>
+          </w:tcPr>
+          <w:p>
+            <w:r/>
+            <w:r>
+              <w:rPr>
+                <w:rFonts w:ascii="Microsoft JhengHei" w:hAnsi="Microsoft JhengHei" w:eastAsia="Microsoft JhengHei"/>
+                <w:b w:val="0"/>
+              </w:rPr>
+              <w:t>三個問題按錯了</w:t>
+            </w:r>
+          </w:p>
+        </w:tc>
+        <w:tc>
+          <w:tcPr>
+            <w:tcW w:type="dxa" w:w="4320"/>
+          </w:tcPr>
+          <w:p>
+            <w:r/>
+            <w:r>
+              <w:rPr>
+                <w:rFonts w:ascii="Microsoft JhengHei" w:hAnsi="Microsoft JhengHei" w:eastAsia="Microsoft JhengHei"/>
+                <w:b w:val="0"/>
+              </w:rPr>
+              <w:t xml:space="preserve">不用重裝，直接跑 </w:t>
+            </w:r>
+            <w:r>
+              <w:rPr>
+                <w:rFonts w:ascii="Microsoft JhengHei" w:hAnsi="Microsoft JhengHei" w:eastAsia="Microsoft JhengHei"/>
+                <w:color w:val="444444"/>
+                <w:sz w:val="20"/>
+              </w:rPr>
+              <w:t>py install --configure</w:t>
+            </w:r>
+            <w:r>
+              <w:rPr>
+                <w:rFonts w:ascii="Microsoft JhengHei" w:hAnsi="Microsoft JhengHei" w:eastAsia="Microsoft JhengHei"/>
+                <w:b w:val="0"/>
+              </w:rPr>
+              <w:t xml:space="preserve"> 重來一次</w:t>
+            </w:r>
+          </w:p>
+        </w:tc>
+      </w:tr>
+      <w:tr>
+        <w:tc>
+          <w:tcPr>
+            <w:tcW w:type="dxa" w:w="4320"/>
+          </w:tcPr>
+          <w:p>
+            <w:r/>
+            <w:r>
+              <w:rPr>
+                <w:rFonts w:ascii="Microsoft JhengHei" w:hAnsi="Microsoft JhengHei" w:eastAsia="Microsoft JhengHei"/>
+                <w:b w:val="0"/>
+              </w:rPr>
+              <w:t>想確認裝了哪些版本</w:t>
+            </w:r>
+          </w:p>
+        </w:tc>
+        <w:tc>
+          <w:tcPr>
+            <w:tcW w:type="dxa" w:w="4320"/>
+          </w:tcPr>
+          <w:p>
+            <w:r/>
+            <w:r>
+              <w:rPr>
+                <w:rFonts w:ascii="Microsoft JhengHei" w:hAnsi="Microsoft JhengHei" w:eastAsia="Microsoft JhengHei"/>
+                <w:b w:val="0"/>
+              </w:rPr>
+              <w:t xml:space="preserve">輸入 </w:t>
+            </w:r>
+            <w:r>
+              <w:rPr>
+                <w:rFonts w:ascii="Microsoft JhengHei" w:hAnsi="Microsoft JhengHei" w:eastAsia="Microsoft JhengHei"/>
+                <w:color w:val="444444"/>
+                <w:sz w:val="20"/>
+              </w:rPr>
+              <w:t>py list</w:t>
+            </w:r>
+          </w:p>
+        </w:tc>
+      </w:tr>
+      <w:tr>
+        <w:tc>
+          <w:tcPr>
+            <w:tcW w:type="dxa" w:w="4320"/>
+          </w:tcPr>
+          <w:p>
+            <w:r/>
+            <w:r>
+              <w:rPr>
+                <w:rFonts w:ascii="Microsoft JhengHei" w:hAnsi="Microsoft JhengHei" w:eastAsia="Microsoft JhengHei"/>
+                <w:b w:val="0"/>
+              </w:rPr>
+              <w:t>下載很慢或中斷</w:t>
+            </w:r>
+          </w:p>
+        </w:tc>
+        <w:tc>
+          <w:tcPr>
+            <w:tcW w:type="dxa" w:w="4320"/>
+          </w:tcPr>
+          <w:p>
+            <w:r/>
+            <w:r>
+              <w:rPr>
+                <w:rFonts w:ascii="Microsoft JhengHei" w:hAnsi="Microsoft JhengHei" w:eastAsia="Microsoft JhengHei"/>
+                <w:b w:val="0"/>
+              </w:rPr>
+              <w:t xml:space="preserve">第 2 題那步在下載 Python 本體。網路穩定後重跑 </w:t>
+            </w:r>
+            <w:r>
+              <w:rPr>
+                <w:rFonts w:ascii="Microsoft JhengHei" w:hAnsi="Microsoft JhengHei" w:eastAsia="Microsoft JhengHei"/>
+                <w:color w:val="444444"/>
+                <w:sz w:val="20"/>
+              </w:rPr>
+              <w:t>py install default</w:t>
             </w:r>
           </w:p>
         </w:tc>
@@ -6509,7 +7117,22 @@
                 <w:rFonts w:ascii="Microsoft JhengHei" w:hAnsi="Microsoft JhengHei" w:eastAsia="Microsoft JhengHei"/>
                 <w:b w:val="0"/>
               </w:rPr>
-              <w:t>Python 沒裝或沒加進 PATH。回步驟 1-5 那張表</w:t>
+              <w:t xml:space="preserve">命令列是安裝前開著的（關掉重開），或設定精靈第 1 題沒選 </w:t>
+            </w:r>
+            <w:r>
+              <w:rPr>
+                <w:rFonts w:ascii="Microsoft JhengHei" w:hAnsi="Microsoft JhengHei" w:eastAsia="Microsoft JhengHei"/>
+                <w:color w:val="444444"/>
+                <w:sz w:val="20"/>
+              </w:rPr>
+              <w:t>Y</w:t>
+            </w:r>
+            <w:r>
+              <w:rPr>
+                <w:rFonts w:ascii="Microsoft JhengHei" w:hAnsi="Microsoft JhengHei" w:eastAsia="Microsoft JhengHei"/>
+                <w:b w:val="0"/>
+              </w:rPr>
+              <w:t>。見步驟 1-6</w:t>
             </w:r>
           </w:p>
         </w:tc>
@@ -6556,7 +7179,22 @@
                 <w:rFonts w:ascii="Microsoft JhengHei" w:hAnsi="Microsoft JhengHei" w:eastAsia="Microsoft JhengHei"/>
                 <w:b w:val="0"/>
               </w:rPr>
-              <w:t>Windows 的應用程式執行別名在擋。見步驟 1-5</w:t>
+              <w:t xml:space="preserve">Python 還沒裝好。跑 </w:t>
+            </w:r>
+            <w:r>
+              <w:rPr>
+                <w:rFonts w:ascii="Microsoft JhengHei" w:hAnsi="Microsoft JhengHei" w:eastAsia="Microsoft JhengHei"/>
+                <w:color w:val="444444"/>
+                <w:sz w:val="20"/>
+              </w:rPr>
+              <w:t>py install --configure</w:t>
+            </w:r>
+            <w:r>
+              <w:rPr>
+                <w:rFonts w:ascii="Microsoft JhengHei" w:hAnsi="Microsoft JhengHei" w:eastAsia="Microsoft JhengHei"/>
+                <w:b w:val="0"/>
+              </w:rPr>
+              <w:t xml:space="preserve"> 重來一次設定精靈，見步驟 1-6</w:t>
             </w:r>
           </w:p>
         </w:tc>
